--- a/laporan/Tutorial 5. Spatial Transformations and Image Registration.docx
+++ b/laporan/Tutorial 5. Spatial Transformations and Image Registration.docx
@@ -5365,6 +5365,7 @@
             <w:r>
               <w:rPr>
                 <w:rFonts w:ascii="Cambria" w:hAnsi="Cambria" w:cs="Arial"/>
+                <w:noProof/>
                 <w:kern w:val="0"/>
                 <w:sz w:val="24"/>
                 <w:szCs w:val="24"/>
@@ -5432,6 +5433,7 @@
             <w:r>
               <w:rPr>
                 <w:rFonts w:ascii="Cambria" w:hAnsi="Cambria" w:cs="Arial"/>
+                <w:noProof/>
                 <w:kern w:val="0"/>
                 <w:sz w:val="24"/>
                 <w:szCs w:val="24"/>
@@ -5762,8 +5764,8 @@
         <w:tblLook w:val="04A0" w:firstRow="1" w:lastRow="0" w:firstColumn="1" w:lastColumn="0" w:noHBand="0" w:noVBand="1"/>
       </w:tblPr>
       <w:tblGrid>
-        <w:gridCol w:w="4701"/>
-        <w:gridCol w:w="3073"/>
+        <w:gridCol w:w="4716"/>
+        <w:gridCol w:w="3058"/>
       </w:tblGrid>
       <w:tr>
         <w:tc>
@@ -5791,16 +5793,17 @@
             <w:r>
               <w:rPr>
                 <w:rFonts w:ascii="Cambria" w:hAnsi="Cambria" w:cs="Arial"/>
+                <w:noProof/>
                 <w:kern w:val="0"/>
                 <w:sz w:val="24"/>
                 <w:szCs w:val="24"/>
                 <w:lang w:val="en-US"/>
               </w:rPr>
               <w:drawing>
-                <wp:inline distT="0" distB="0" distL="0" distR="0" wp14:anchorId="519A4DA2" wp14:editId="27A1332B">
-                  <wp:extent cx="2848373" cy="514422"/>
+                <wp:inline distT="0" distB="0" distL="0" distR="0" wp14:anchorId="0F49B723" wp14:editId="1A037FDA">
+                  <wp:extent cx="2857899" cy="447737"/>
                   <wp:effectExtent l="0" t="0" r="0" b="0"/>
-                  <wp:docPr id="338647147" name="Picture 1"/>
+                  <wp:docPr id="1482624132" name="Picture 1"/>
                   <wp:cNvGraphicFramePr>
                     <a:graphicFrameLocks xmlns:a="http://schemas.openxmlformats.org/drawingml/2006/main" noChangeAspect="1"/>
                   </wp:cNvGraphicFramePr>
@@ -5808,7 +5811,7 @@
                     <a:graphicData uri="http://schemas.openxmlformats.org/drawingml/2006/picture">
                       <pic:pic xmlns:pic="http://schemas.openxmlformats.org/drawingml/2006/picture">
                         <pic:nvPicPr>
-                          <pic:cNvPr id="338647147" name=""/>
+                          <pic:cNvPr id="1482624132" name=""/>
                           <pic:cNvPicPr/>
                         </pic:nvPicPr>
                         <pic:blipFill>
@@ -5820,7 +5823,7 @@
                         <pic:spPr>
                           <a:xfrm>
                             <a:off x="0" y="0"/>
-                            <a:ext cx="2848373" cy="514422"/>
+                            <a:ext cx="2857899" cy="447737"/>
                           </a:xfrm>
                           <a:prstGeom prst="rect">
                             <a:avLst/>
@@ -5858,16 +5861,17 @@
             <w:r>
               <w:rPr>
                 <w:rFonts w:ascii="Cambria" w:hAnsi="Cambria" w:cs="Arial"/>
+                <w:noProof/>
                 <w:kern w:val="0"/>
                 <w:sz w:val="24"/>
                 <w:szCs w:val="24"/>
                 <w:lang w:val="en-US"/>
               </w:rPr>
               <w:drawing>
-                <wp:inline distT="0" distB="0" distL="0" distR="0" wp14:anchorId="36DDCE47" wp14:editId="4E70380F">
-                  <wp:extent cx="1473777" cy="1483164"/>
-                  <wp:effectExtent l="0" t="0" r="0" b="3175"/>
-                  <wp:docPr id="402600414" name="Picture 1"/>
+                <wp:inline distT="0" distB="0" distL="0" distR="0" wp14:anchorId="0EE4A487" wp14:editId="748884EA">
+                  <wp:extent cx="1645227" cy="1655382"/>
+                  <wp:effectExtent l="0" t="0" r="0" b="2540"/>
+                  <wp:docPr id="661457137" name="Picture 1"/>
                   <wp:cNvGraphicFramePr>
                     <a:graphicFrameLocks xmlns:a="http://schemas.openxmlformats.org/drawingml/2006/main" noChangeAspect="1"/>
                   </wp:cNvGraphicFramePr>
@@ -5875,7 +5879,7 @@
                     <a:graphicData uri="http://schemas.openxmlformats.org/drawingml/2006/picture">
                       <pic:pic xmlns:pic="http://schemas.openxmlformats.org/drawingml/2006/picture">
                         <pic:nvPicPr>
-                          <pic:cNvPr id="402600414" name=""/>
+                          <pic:cNvPr id="2073423407" name=""/>
                           <pic:cNvPicPr/>
                         </pic:nvPicPr>
                         <pic:blipFill>
@@ -5887,7 +5891,7 @@
                         <pic:spPr>
                           <a:xfrm>
                             <a:off x="0" y="0"/>
-                            <a:ext cx="1479438" cy="1488861"/>
+                            <a:ext cx="1652259" cy="1662458"/>
                           </a:xfrm>
                           <a:prstGeom prst="rect">
                             <a:avLst/>
@@ -5951,6 +5955,7 @@
             <w:r>
               <w:rPr>
                 <w:rFonts w:ascii="Cambria" w:hAnsi="Cambria" w:cs="Arial"/>
+                <w:noProof/>
                 <w:kern w:val="0"/>
                 <w:sz w:val="24"/>
                 <w:szCs w:val="24"/>
@@ -5972,7 +5977,7 @@
                           <pic:cNvPicPr/>
                         </pic:nvPicPr>
                         <pic:blipFill>
-                          <a:blip r:embed="rId41"/>
+                          <a:blip r:embed="rId40"/>
                           <a:stretch>
                             <a:fillRect/>
                           </a:stretch>
@@ -6405,7 +6410,7 @@
                     <pic:cNvPicPr/>
                   </pic:nvPicPr>
                   <pic:blipFill>
-                    <a:blip r:embed="rId42"/>
+                    <a:blip r:embed="rId41"/>
                     <a:stretch>
                       <a:fillRect/>
                     </a:stretch>
@@ -6460,6 +6465,7 @@
             <w:r>
               <w:rPr>
                 <w:rFonts w:ascii="Cambria" w:hAnsi="Cambria" w:cs="Arial"/>
+                <w:noProof/>
                 <w:kern w:val="0"/>
                 <w:sz w:val="24"/>
                 <w:szCs w:val="24"/>
@@ -6481,7 +6487,7 @@
                           <pic:cNvPicPr/>
                         </pic:nvPicPr>
                         <pic:blipFill>
-                          <a:blip r:embed="rId43"/>
+                          <a:blip r:embed="rId42"/>
                           <a:stretch>
                             <a:fillRect/>
                           </a:stretch>
@@ -6525,6 +6531,7 @@
             <w:r>
               <w:rPr>
                 <w:rFonts w:ascii="Cambria" w:hAnsi="Cambria" w:cs="Arial"/>
+                <w:noProof/>
                 <w:kern w:val="0"/>
                 <w:sz w:val="24"/>
                 <w:szCs w:val="24"/>
@@ -6546,7 +6553,7 @@
                           <pic:cNvPicPr/>
                         </pic:nvPicPr>
                         <pic:blipFill>
-                          <a:blip r:embed="rId44"/>
+                          <a:blip r:embed="rId43"/>
                           <a:stretch>
                             <a:fillRect/>
                           </a:stretch>
@@ -6630,7 +6637,7 @@
                     </pic:cNvPicPr>
                   </pic:nvPicPr>
                   <pic:blipFill>
-                    <a:blip r:embed="rId45">
+                    <a:blip r:embed="rId44">
                       <a:extLst>
                         <a:ext uri="{28A0092B-C50C-407E-A947-70E740481C1C}">
                           <a14:useLocalDpi xmlns:a14="http://schemas.microsoft.com/office/drawing/2010/main" val="0"/>
@@ -6737,7 +6744,7 @@
                     <pic:cNvPicPr/>
                   </pic:nvPicPr>
                   <pic:blipFill>
-                    <a:blip r:embed="rId46"/>
+                    <a:blip r:embed="rId45"/>
                     <a:stretch>
                       <a:fillRect/>
                     </a:stretch>
@@ -6877,7 +6884,7 @@
                     </pic:cNvPicPr>
                   </pic:nvPicPr>
                   <pic:blipFill>
-                    <a:blip r:embed="rId47">
+                    <a:blip r:embed="rId46">
                       <a:extLst>
                         <a:ext uri="{28A0092B-C50C-407E-A947-70E740481C1C}">
                           <a14:useLocalDpi xmlns:a14="http://schemas.microsoft.com/office/drawing/2010/main" val="0"/>
@@ -7008,7 +7015,7 @@
                     </pic:cNvPicPr>
                   </pic:nvPicPr>
                   <pic:blipFill>
-                    <a:blip r:embed="rId48">
+                    <a:blip r:embed="rId47">
                       <a:extLst>
                         <a:ext uri="{28A0092B-C50C-407E-A947-70E740481C1C}">
                           <a14:useLocalDpi xmlns:a14="http://schemas.microsoft.com/office/drawing/2010/main" val="0"/>
@@ -7180,7 +7187,7 @@
                     <pic:cNvPicPr/>
                   </pic:nvPicPr>
                   <pic:blipFill>
-                    <a:blip r:embed="rId49"/>
+                    <a:blip r:embed="rId48"/>
                     <a:stretch>
                       <a:fillRect/>
                     </a:stretch>
@@ -7238,6 +7245,7 @@
             <w:r>
               <w:rPr>
                 <w:rFonts w:ascii="Cambria" w:hAnsi="Cambria" w:cs="Arial"/>
+                <w:noProof/>
                 <w:kern w:val="0"/>
                 <w:sz w:val="24"/>
                 <w:szCs w:val="24"/>
@@ -7259,7 +7267,7 @@
                           <pic:cNvPicPr/>
                         </pic:nvPicPr>
                         <pic:blipFill>
-                          <a:blip r:embed="rId50"/>
+                          <a:blip r:embed="rId49"/>
                           <a:stretch>
                             <a:fillRect/>
                           </a:stretch>
@@ -7305,16 +7313,17 @@
             <w:r>
               <w:rPr>
                 <w:rFonts w:ascii="Cambria" w:hAnsi="Cambria" w:cs="Arial"/>
+                <w:noProof/>
                 <w:kern w:val="0"/>
                 <w:sz w:val="24"/>
                 <w:szCs w:val="24"/>
                 <w:lang w:val="en-US"/>
               </w:rPr>
               <w:drawing>
-                <wp:inline distT="0" distB="0" distL="0" distR="0" wp14:anchorId="4A14E803" wp14:editId="1F15A3EB">
-                  <wp:extent cx="1981477" cy="628738"/>
+                <wp:inline distT="0" distB="0" distL="0" distR="0" wp14:anchorId="6D51910D" wp14:editId="6D369821">
+                  <wp:extent cx="1981477" cy="1562318"/>
                   <wp:effectExtent l="0" t="0" r="0" b="0"/>
-                  <wp:docPr id="441521215" name="Picture 1"/>
+                  <wp:docPr id="586319251" name="Picture 1"/>
                   <wp:cNvGraphicFramePr>
                     <a:graphicFrameLocks xmlns:a="http://schemas.openxmlformats.org/drawingml/2006/main" noChangeAspect="1"/>
                   </wp:cNvGraphicFramePr>
@@ -7322,11 +7331,11 @@
                     <a:graphicData uri="http://schemas.openxmlformats.org/drawingml/2006/picture">
                       <pic:pic xmlns:pic="http://schemas.openxmlformats.org/drawingml/2006/picture">
                         <pic:nvPicPr>
-                          <pic:cNvPr id="441521215" name=""/>
+                          <pic:cNvPr id="586319251" name=""/>
                           <pic:cNvPicPr/>
                         </pic:nvPicPr>
                         <pic:blipFill>
-                          <a:blip r:embed="rId51"/>
+                          <a:blip r:embed="rId50"/>
                           <a:stretch>
                             <a:fillRect/>
                           </a:stretch>
@@ -7334,7 +7343,7 @@
                         <pic:spPr>
                           <a:xfrm>
                             <a:off x="0" y="0"/>
-                            <a:ext cx="1981477" cy="628738"/>
+                            <a:ext cx="1981477" cy="1562318"/>
                           </a:xfrm>
                           <a:prstGeom prst="rect">
                             <a:avLst/>
@@ -7400,10 +7409,10 @@
                 <w:noProof/>
               </w:rPr>
               <w:drawing>
-                <wp:inline distT="0" distB="0" distL="0" distR="0" wp14:anchorId="46871BF8" wp14:editId="4848D3AF">
-                  <wp:extent cx="2000529" cy="724001"/>
-                  <wp:effectExtent l="0" t="0" r="0" b="0"/>
-                  <wp:docPr id="1218645381" name="Picture 1"/>
+                <wp:inline distT="0" distB="0" distL="0" distR="0" wp14:anchorId="4849ACE5" wp14:editId="4D7A9772">
+                  <wp:extent cx="2000529" cy="1552792"/>
+                  <wp:effectExtent l="0" t="0" r="0" b="9525"/>
+                  <wp:docPr id="1833081039" name="Picture 1"/>
                   <wp:cNvGraphicFramePr>
                     <a:graphicFrameLocks xmlns:a="http://schemas.openxmlformats.org/drawingml/2006/main" noChangeAspect="1"/>
                   </wp:cNvGraphicFramePr>
@@ -7411,11 +7420,11 @@
                     <a:graphicData uri="http://schemas.openxmlformats.org/drawingml/2006/picture">
                       <pic:pic xmlns:pic="http://schemas.openxmlformats.org/drawingml/2006/picture">
                         <pic:nvPicPr>
-                          <pic:cNvPr id="1218645381" name=""/>
+                          <pic:cNvPr id="1833081039" name=""/>
                           <pic:cNvPicPr/>
                         </pic:nvPicPr>
                         <pic:blipFill>
-                          <a:blip r:embed="rId52"/>
+                          <a:blip r:embed="rId51"/>
                           <a:stretch>
                             <a:fillRect/>
                           </a:stretch>
@@ -7423,7 +7432,7 @@
                         <pic:spPr>
                           <a:xfrm>
                             <a:off x="0" y="0"/>
-                            <a:ext cx="2000529" cy="724001"/>
+                            <a:ext cx="2000529" cy="1552792"/>
                           </a:xfrm>
                           <a:prstGeom prst="rect">
                             <a:avLst/>
@@ -7528,7 +7537,7 @@
                     <pic:cNvPicPr/>
                   </pic:nvPicPr>
                   <pic:blipFill>
-                    <a:blip r:embed="rId53"/>
+                    <a:blip r:embed="rId52"/>
                     <a:stretch>
                       <a:fillRect/>
                     </a:stretch>
@@ -7585,6 +7594,7 @@
             <w:r>
               <w:rPr>
                 <w:rFonts w:ascii="Cambria" w:hAnsi="Cambria" w:cs="Arial"/>
+                <w:noProof/>
                 <w:kern w:val="0"/>
                 <w:sz w:val="24"/>
                 <w:szCs w:val="24"/>
@@ -7606,7 +7616,7 @@
                           <pic:cNvPicPr/>
                         </pic:nvPicPr>
                         <pic:blipFill>
-                          <a:blip r:embed="rId54"/>
+                          <a:blip r:embed="rId53"/>
                           <a:stretch>
                             <a:fillRect/>
                           </a:stretch>
@@ -7652,6 +7662,7 @@
             <w:r>
               <w:rPr>
                 <w:rFonts w:ascii="Cambria" w:hAnsi="Cambria" w:cs="Arial"/>
+                <w:noProof/>
                 <w:kern w:val="0"/>
                 <w:sz w:val="24"/>
                 <w:szCs w:val="24"/>
@@ -7673,7 +7684,7 @@
                           <pic:cNvPicPr/>
                         </pic:nvPicPr>
                         <pic:blipFill>
-                          <a:blip r:embed="rId55"/>
+                          <a:blip r:embed="rId54"/>
                           <a:stretch>
                             <a:fillRect/>
                           </a:stretch>
@@ -8185,7 +8196,7 @@
                     <pic:cNvPicPr/>
                   </pic:nvPicPr>
                   <pic:blipFill>
-                    <a:blip r:embed="rId56"/>
+                    <a:blip r:embed="rId55"/>
                     <a:stretch>
                       <a:fillRect/>
                     </a:stretch>
@@ -8206,6 +8217,86 @@
         </w:drawing>
       </w:r>
     </w:p>
+    <w:tbl>
+      <w:tblPr>
+        <w:tblStyle w:val="TableGrid"/>
+        <w:tblW w:w="0" w:type="auto"/>
+        <w:tblInd w:w="720" w:type="dxa"/>
+        <w:tblLook w:val="04A0" w:firstRow="1" w:lastRow="0" w:firstColumn="1" w:lastColumn="0" w:noHBand="0" w:noVBand="1"/>
+      </w:tblPr>
+      <w:tblGrid>
+        <w:gridCol w:w="7774"/>
+      </w:tblGrid>
+      <w:tr>
+        <w:tc>
+          <w:tcPr>
+            <w:tcW w:w="8494" w:type="dxa"/>
+          </w:tcPr>
+          <w:p>
+            <w:pPr>
+              <w:pStyle w:val="ListParagraph"/>
+              <w:autoSpaceDE w:val="0"/>
+              <w:autoSpaceDN w:val="0"/>
+              <w:adjustRightInd w:val="0"/>
+              <w:spacing w:line="360" w:lineRule="auto"/>
+              <w:ind w:left="0"/>
+              <w:jc w:val="both"/>
+              <w:rPr>
+                <w:rFonts w:ascii="Cambria" w:hAnsi="Cambria" w:cs="Arial"/>
+                <w:kern w:val="0"/>
+                <w:sz w:val="24"/>
+                <w:szCs w:val="24"/>
+                <w:lang w:val="en-US"/>
+              </w:rPr>
+            </w:pPr>
+            <w:r>
+              <w:rPr>
+                <w:rFonts w:ascii="Cambria" w:hAnsi="Cambria" w:cs="Arial"/>
+                <w:kern w:val="0"/>
+                <w:sz w:val="24"/>
+                <w:szCs w:val="24"/>
+                <w:lang w:val="en-US"/>
+              </w:rPr>
+              <w:drawing>
+                <wp:inline distT="0" distB="0" distL="0" distR="0" wp14:anchorId="708DF58A" wp14:editId="1111A54C">
+                  <wp:extent cx="5400040" cy="803910"/>
+                  <wp:effectExtent l="0" t="0" r="0" b="0"/>
+                  <wp:docPr id="1455963938" name="Picture 1"/>
+                  <wp:cNvGraphicFramePr>
+                    <a:graphicFrameLocks xmlns:a="http://schemas.openxmlformats.org/drawingml/2006/main" noChangeAspect="1"/>
+                  </wp:cNvGraphicFramePr>
+                  <a:graphic xmlns:a="http://schemas.openxmlformats.org/drawingml/2006/main">
+                    <a:graphicData uri="http://schemas.openxmlformats.org/drawingml/2006/picture">
+                      <pic:pic xmlns:pic="http://schemas.openxmlformats.org/drawingml/2006/picture">
+                        <pic:nvPicPr>
+                          <pic:cNvPr id="1455963938" name=""/>
+                          <pic:cNvPicPr/>
+                        </pic:nvPicPr>
+                        <pic:blipFill>
+                          <a:blip r:embed="rId56"/>
+                          <a:stretch>
+                            <a:fillRect/>
+                          </a:stretch>
+                        </pic:blipFill>
+                        <pic:spPr>
+                          <a:xfrm>
+                            <a:off x="0" y="0"/>
+                            <a:ext cx="5400040" cy="803910"/>
+                          </a:xfrm>
+                          <a:prstGeom prst="rect">
+                            <a:avLst/>
+                          </a:prstGeom>
+                        </pic:spPr>
+                      </pic:pic>
+                    </a:graphicData>
+                  </a:graphic>
+                </wp:inline>
+              </w:drawing>
+            </w:r>
+          </w:p>
+        </w:tc>
+      </w:tr>
+    </w:tbl>
     <w:p>
       <w:pPr>
         <w:pStyle w:val="ListParagraph"/>
@@ -8383,12 +8474,13 @@
         <w:tblLook w:val="04A0" w:firstRow="1" w:lastRow="0" w:firstColumn="1" w:lastColumn="0" w:noHBand="0" w:noVBand="1"/>
       </w:tblPr>
       <w:tblGrid>
-        <w:gridCol w:w="7774"/>
+        <w:gridCol w:w="4431"/>
+        <w:gridCol w:w="3343"/>
       </w:tblGrid>
       <w:tr>
         <w:tc>
           <w:tcPr>
-            <w:tcW w:w="8494" w:type="dxa"/>
+            <w:tcW w:w="4662" w:type="dxa"/>
           </w:tcPr>
           <w:p>
             <w:pPr>
@@ -8407,7 +8499,56 @@
                 <w:lang w:val="en-US"/>
               </w:rPr>
             </w:pPr>
+            <w:r>
+              <w:rPr>
+                <w:rFonts w:ascii="Cambria" w:hAnsi="Cambria" w:cs="Arial"/>
+                <w:kern w:val="0"/>
+                <w:sz w:val="24"/>
+                <w:szCs w:val="24"/>
+                <w:lang w:val="en-US"/>
+              </w:rPr>
+              <w:drawing>
+                <wp:inline distT="0" distB="0" distL="0" distR="0" wp14:anchorId="146E96F4" wp14:editId="71A1D7D8">
+                  <wp:extent cx="2191056" cy="962159"/>
+                  <wp:effectExtent l="0" t="0" r="0" b="9525"/>
+                  <wp:docPr id="2040614314" name="Picture 1"/>
+                  <wp:cNvGraphicFramePr>
+                    <a:graphicFrameLocks xmlns:a="http://schemas.openxmlformats.org/drawingml/2006/main" noChangeAspect="1"/>
+                  </wp:cNvGraphicFramePr>
+                  <a:graphic xmlns:a="http://schemas.openxmlformats.org/drawingml/2006/main">
+                    <a:graphicData uri="http://schemas.openxmlformats.org/drawingml/2006/picture">
+                      <pic:pic xmlns:pic="http://schemas.openxmlformats.org/drawingml/2006/picture">
+                        <pic:nvPicPr>
+                          <pic:cNvPr id="2040614314" name=""/>
+                          <pic:cNvPicPr/>
+                        </pic:nvPicPr>
+                        <pic:blipFill>
+                          <a:blip r:embed="rId58"/>
+                          <a:stretch>
+                            <a:fillRect/>
+                          </a:stretch>
+                        </pic:blipFill>
+                        <pic:spPr>
+                          <a:xfrm>
+                            <a:off x="0" y="0"/>
+                            <a:ext cx="2191056" cy="962159"/>
+                          </a:xfrm>
+                          <a:prstGeom prst="rect">
+                            <a:avLst/>
+                          </a:prstGeom>
+                        </pic:spPr>
+                      </pic:pic>
+                    </a:graphicData>
+                  </a:graphic>
+                </wp:inline>
+              </w:drawing>
+            </w:r>
           </w:p>
+        </w:tc>
+        <w:tc>
+          <w:tcPr>
+            <w:tcW w:w="3112" w:type="dxa"/>
+          </w:tcPr>
           <w:p>
             <w:pPr>
               <w:pStyle w:val="ListParagraph"/>
@@ -8425,6 +8566,112 @@
                 <w:lang w:val="en-US"/>
               </w:rPr>
             </w:pPr>
+            <w:r>
+              <w:rPr>
+                <w:rFonts w:ascii="Cambria" w:hAnsi="Cambria" w:cs="Arial"/>
+                <w:kern w:val="0"/>
+                <w:sz w:val="24"/>
+                <w:szCs w:val="24"/>
+                <w:lang w:val="en-US"/>
+              </w:rPr>
+              <w:drawing>
+                <wp:inline distT="0" distB="0" distL="0" distR="0" wp14:anchorId="362D6CAF" wp14:editId="412E8423">
+                  <wp:extent cx="1985653" cy="1997094"/>
+                  <wp:effectExtent l="0" t="0" r="0" b="3175"/>
+                  <wp:docPr id="409567144" name="Picture 1"/>
+                  <wp:cNvGraphicFramePr>
+                    <a:graphicFrameLocks xmlns:a="http://schemas.openxmlformats.org/drawingml/2006/main" noChangeAspect="1"/>
+                  </wp:cNvGraphicFramePr>
+                  <a:graphic xmlns:a="http://schemas.openxmlformats.org/drawingml/2006/main">
+                    <a:graphicData uri="http://schemas.openxmlformats.org/drawingml/2006/picture">
+                      <pic:pic xmlns:pic="http://schemas.openxmlformats.org/drawingml/2006/picture">
+                        <pic:nvPicPr>
+                          <pic:cNvPr id="409567144" name=""/>
+                          <pic:cNvPicPr/>
+                        </pic:nvPicPr>
+                        <pic:blipFill>
+                          <a:blip r:embed="rId59"/>
+                          <a:stretch>
+                            <a:fillRect/>
+                          </a:stretch>
+                        </pic:blipFill>
+                        <pic:spPr>
+                          <a:xfrm>
+                            <a:off x="0" y="0"/>
+                            <a:ext cx="1992465" cy="2003945"/>
+                          </a:xfrm>
+                          <a:prstGeom prst="rect">
+                            <a:avLst/>
+                          </a:prstGeom>
+                        </pic:spPr>
+                      </pic:pic>
+                    </a:graphicData>
+                  </a:graphic>
+                </wp:inline>
+              </w:drawing>
+            </w:r>
+          </w:p>
+        </w:tc>
+      </w:tr>
+      <w:tr>
+        <w:tc>
+          <w:tcPr>
+            <w:tcW w:w="7774" w:type="dxa"/>
+            <w:gridSpan w:val="2"/>
+          </w:tcPr>
+          <w:p>
+            <w:pPr>
+              <w:pStyle w:val="ListParagraph"/>
+              <w:autoSpaceDE w:val="0"/>
+              <w:autoSpaceDN w:val="0"/>
+              <w:adjustRightInd w:val="0"/>
+              <w:spacing w:line="360" w:lineRule="auto"/>
+              <w:ind w:left="0"/>
+              <w:jc w:val="both"/>
+              <w:rPr>
+                <w:rFonts w:ascii="Cambria" w:hAnsi="Cambria" w:cs="Arial"/>
+                <w:kern w:val="0"/>
+                <w:sz w:val="24"/>
+                <w:szCs w:val="24"/>
+                <w:lang w:val="en-US"/>
+              </w:rPr>
+            </w:pPr>
+            <w:r>
+              <w:rPr>
+                <w:rFonts w:ascii="Cambria" w:hAnsi="Cambria" w:cs="Arial"/>
+                <w:kern w:val="0"/>
+                <w:sz w:val="24"/>
+                <w:szCs w:val="24"/>
+              </w:rPr>
+              <w:t>Ya, saya senang dengan hasil yang saya dapatkan. Jika saya melakukannya lagi, saya akan menggunakan dua gambar yang berbeda misalnya gambar pertama yang berkualitas bagus dan gambar kedua yang sedikit pudar atau</w:t>
+            </w:r>
+            <w:r>
+              <w:rPr>
+                <w:rFonts w:ascii="Cambria" w:hAnsi="Cambria" w:cs="Arial"/>
+                <w:kern w:val="0"/>
+                <w:sz w:val="24"/>
+                <w:szCs w:val="24"/>
+              </w:rPr>
+              <w:t xml:space="preserve"> buruk</w:t>
+            </w:r>
+            <w:r>
+              <w:rPr>
+                <w:rFonts w:ascii="Cambria" w:hAnsi="Cambria" w:cs="Arial"/>
+                <w:kern w:val="0"/>
+                <w:sz w:val="24"/>
+                <w:szCs w:val="24"/>
+              </w:rPr>
+              <w:t xml:space="preserve">. </w:t>
+            </w:r>
+            <w:r>
+              <w:rPr>
+                <w:rFonts w:ascii="Cambria" w:hAnsi="Cambria" w:cs="Arial"/>
+                <w:kern w:val="0"/>
+                <w:sz w:val="24"/>
+                <w:szCs w:val="24"/>
+              </w:rPr>
+              <w:t>Dan memilih titik-titik yang lebih banyak agar hasilnya lebih baik lagi.</w:t>
+            </w:r>
           </w:p>
         </w:tc>
       </w:tr>
